--- a/hin/docx/021.content.docx
+++ b/hin/docx/021.content.docx
@@ -382,18 +382,12 @@
           <w:lang w:val="hi_IN" w:bidi="hi_IN"/>
         </w:rPr>
       </w:r>
-      <w:hyperlink r:id="rId13">
-        <w:r>
-          <w:rPr>
-            <w:lang w:val="hi_IN" w:bidi="hi_IN"/>
-          </w:rPr>
-          <w:rPr>
-            <w:color w:val="0000EE"/>
-            <w:u w:val="single"/>
-          </w:rPr>
-          <w:t>2 राजा 05:8–10</w:t>
-        </w:r>
-      </w:hyperlink>
+      <w:r>
+        <w:rPr>
+          <w:lang w:val="hi_IN" w:bidi="hi_IN"/>
+        </w:rPr>
+        <w:t>2 राजा 05:8–10</w:t>
+      </w:r>
     </w:p>
     <w:p>
       <w:pPr>
@@ -406,18 +400,12 @@
           <w:lang w:val="hi_IN" w:bidi="hi_IN"/>
         </w:rPr>
       </w:r>
-      <w:hyperlink r:id="rId14">
-        <w:r>
-          <w:rPr>
-            <w:lang w:val="hi_IN" w:bidi="hi_IN"/>
-          </w:rPr>
-          <w:rPr>
-            <w:color w:val="0000EE"/>
-            <w:u w:val="single"/>
-          </w:rPr>
-          <w:t>प्रे.का. 03:21–23</w:t>
-        </w:r>
-      </w:hyperlink>
+      <w:r>
+        <w:rPr>
+          <w:lang w:val="hi_IN" w:bidi="hi_IN"/>
+        </w:rPr>
+        <w:t>प्रे.का. 03:21–23</w:t>
+      </w:r>
     </w:p>
     <w:p>
       <w:pPr>
@@ -430,18 +418,12 @@
           <w:lang w:val="hi_IN" w:bidi="hi_IN"/>
         </w:rPr>
       </w:r>
-      <w:hyperlink r:id="rId15">
-        <w:r>
-          <w:rPr>
-            <w:lang w:val="hi_IN" w:bidi="hi_IN"/>
-          </w:rPr>
-          <w:rPr>
-            <w:color w:val="0000EE"/>
-            <w:u w:val="single"/>
-          </w:rPr>
-          <w:t>प्रे.का. 15:15–18</w:t>
-        </w:r>
-      </w:hyperlink>
+      <w:r>
+        <w:rPr>
+          <w:lang w:val="hi_IN" w:bidi="hi_IN"/>
+        </w:rPr>
+        <w:t>प्रे.का. 15:15–18</w:t>
+      </w:r>
     </w:p>
     <w:p>
       <w:pPr>
@@ -454,18 +436,12 @@
           <w:lang w:val="hi_IN" w:bidi="hi_IN"/>
         </w:rPr>
       </w:r>
-      <w:hyperlink r:id="rId16">
-        <w:r>
-          <w:rPr>
-            <w:lang w:val="hi_IN" w:bidi="hi_IN"/>
-          </w:rPr>
-          <w:rPr>
-            <w:color w:val="0000EE"/>
-            <w:u w:val="single"/>
-          </w:rPr>
-          <w:t>यशायाह 49:5–6</w:t>
-        </w:r>
-      </w:hyperlink>
+      <w:r>
+        <w:rPr>
+          <w:lang w:val="hi_IN" w:bidi="hi_IN"/>
+        </w:rPr>
+        <w:t>यशायाह 49:5–6</w:t>
+      </w:r>
     </w:p>
     <w:p>
       <w:pPr>
@@ -478,18 +454,12 @@
           <w:lang w:val="hi_IN" w:bidi="hi_IN"/>
         </w:rPr>
       </w:r>
-      <w:hyperlink r:id="rId17">
-        <w:r>
-          <w:rPr>
-            <w:lang w:val="hi_IN" w:bidi="hi_IN"/>
-          </w:rPr>
-          <w:rPr>
-            <w:color w:val="0000EE"/>
-            <w:u w:val="single"/>
-          </w:rPr>
-          <w:t>यिर्मयाह 15:19–21</w:t>
-        </w:r>
-      </w:hyperlink>
+      <w:r>
+        <w:rPr>
+          <w:lang w:val="hi_IN" w:bidi="hi_IN"/>
+        </w:rPr>
+        <w:t>यिर्मयाह 15:19–21</w:t>
+      </w:r>
     </w:p>
     <w:p>
       <w:pPr>
@@ -502,18 +472,12 @@
           <w:lang w:val="hi_IN" w:bidi="hi_IN"/>
         </w:rPr>
       </w:r>
-      <w:hyperlink r:id="rId18">
-        <w:r>
-          <w:rPr>
-            <w:lang w:val="hi_IN" w:bidi="hi_IN"/>
-          </w:rPr>
-          <w:rPr>
-            <w:color w:val="0000EE"/>
-            <w:u w:val="single"/>
-          </w:rPr>
-          <w:t>विलापगीत 05:19–22</w:t>
-        </w:r>
-      </w:hyperlink>
+      <w:r>
+        <w:rPr>
+          <w:lang w:val="hi_IN" w:bidi="hi_IN"/>
+        </w:rPr>
+        <w:t>विलापगीत 05:19–22</w:t>
+      </w:r>
     </w:p>
     <w:p>
       <w:pPr>
@@ -526,18 +490,12 @@
           <w:lang w:val="hi_IN" w:bidi="hi_IN"/>
         </w:rPr>
       </w:r>
-      <w:hyperlink r:id="rId19">
-        <w:r>
-          <w:rPr>
-            <w:lang w:val="hi_IN" w:bidi="hi_IN"/>
-          </w:rPr>
-          <w:rPr>
-            <w:color w:val="0000EE"/>
-            <w:u w:val="single"/>
-          </w:rPr>
-          <w:t>लैव्यव्यवस्था 06:5–7</w:t>
-        </w:r>
-      </w:hyperlink>
+      <w:r>
+        <w:rPr>
+          <w:lang w:val="hi_IN" w:bidi="hi_IN"/>
+        </w:rPr>
+        <w:t>लैव्यव्यवस्था 06:5–7</w:t>
+      </w:r>
     </w:p>
     <w:p>
       <w:pPr>
@@ -550,18 +508,12 @@
           <w:lang w:val="hi_IN" w:bidi="hi_IN"/>
         </w:rPr>
       </w:r>
-      <w:hyperlink r:id="rId20">
-        <w:r>
-          <w:rPr>
-            <w:lang w:val="hi_IN" w:bidi="hi_IN"/>
-          </w:rPr>
-          <w:rPr>
-            <w:color w:val="0000EE"/>
-            <w:u w:val="single"/>
-          </w:rPr>
-          <w:t>लूका 19:8–10</w:t>
-        </w:r>
-      </w:hyperlink>
+      <w:r>
+        <w:rPr>
+          <w:lang w:val="hi_IN" w:bidi="hi_IN"/>
+        </w:rPr>
+        <w:t>लूका 19:8–10</w:t>
+      </w:r>
     </w:p>
     <w:p>
       <w:pPr>
@@ -574,18 +526,12 @@
           <w:lang w:val="hi_IN" w:bidi="hi_IN"/>
         </w:rPr>
       </w:r>
-      <w:hyperlink r:id="rId21">
-        <w:r>
-          <w:rPr>
-            <w:lang w:val="hi_IN" w:bidi="hi_IN"/>
-          </w:rPr>
-          <w:rPr>
-            <w:color w:val="0000EE"/>
-            <w:u w:val="single"/>
-          </w:rPr>
-          <w:t>मत्ती 12:13–14</w:t>
-        </w:r>
-      </w:hyperlink>
+      <w:r>
+        <w:rPr>
+          <w:lang w:val="hi_IN" w:bidi="hi_IN"/>
+        </w:rPr>
+        <w:t>मत्ती 12:13–14</w:t>
+      </w:r>
     </w:p>
     <w:p>
       <w:pPr>
@@ -819,18 +765,12 @@
           <w:lang w:val="hi_IN" w:bidi="hi_IN"/>
         </w:rPr>
       </w:r>
-      <w:hyperlink r:id="rId22">
-        <w:r>
-          <w:rPr>
-            <w:lang w:val="hi_IN" w:bidi="hi_IN"/>
-          </w:rPr>
-          <w:rPr>
-            <w:color w:val="0000EE"/>
-            <w:u w:val="single"/>
-          </w:rPr>
-          <w:t>दानिय्येल 02:27–28</w:t>
-        </w:r>
-      </w:hyperlink>
+      <w:r>
+        <w:rPr>
+          <w:lang w:val="hi_IN" w:bidi="hi_IN"/>
+        </w:rPr>
+        <w:t>दानिय्येल 02:27–28</w:t>
+      </w:r>
     </w:p>
     <w:p>
       <w:pPr>
@@ -843,18 +783,12 @@
           <w:lang w:val="hi_IN" w:bidi="hi_IN"/>
         </w:rPr>
       </w:r>
-      <w:hyperlink r:id="rId23">
-        <w:r>
-          <w:rPr>
-            <w:lang w:val="hi_IN" w:bidi="hi_IN"/>
-          </w:rPr>
-          <w:rPr>
-            <w:color w:val="0000EE"/>
-            <w:u w:val="single"/>
-          </w:rPr>
-          <w:t>दानिय्येल 05:7</w:t>
-        </w:r>
-      </w:hyperlink>
+      <w:r>
+        <w:rPr>
+          <w:lang w:val="hi_IN" w:bidi="hi_IN"/>
+        </w:rPr>
+        <w:t>दानिय्येल 05:7</w:t>
+      </w:r>
     </w:p>
     <w:p>
       <w:pPr>
@@ -867,18 +801,12 @@
           <w:lang w:val="hi_IN" w:bidi="hi_IN"/>
         </w:rPr>
       </w:r>
-      <w:hyperlink r:id="rId24">
-        <w:r>
-          <w:rPr>
-            <w:lang w:val="hi_IN" w:bidi="hi_IN"/>
-          </w:rPr>
-          <w:rPr>
-            <w:color w:val="0000EE"/>
-            <w:u w:val="single"/>
-          </w:rPr>
-          <w:t>मत्ती 02:1–3</w:t>
-        </w:r>
-      </w:hyperlink>
+      <w:r>
+        <w:rPr>
+          <w:lang w:val="hi_IN" w:bidi="hi_IN"/>
+        </w:rPr>
+        <w:t>मत्ती 02:1–3</w:t>
+      </w:r>
     </w:p>
     <w:p>
       <w:pPr>
@@ -891,18 +819,12 @@
           <w:lang w:val="hi_IN" w:bidi="hi_IN"/>
         </w:rPr>
       </w:r>
-      <w:hyperlink r:id="rId25">
-        <w:r>
-          <w:rPr>
-            <w:lang w:val="hi_IN" w:bidi="hi_IN"/>
-          </w:rPr>
-          <w:rPr>
-            <w:color w:val="0000EE"/>
-            <w:u w:val="single"/>
-          </w:rPr>
-          <w:t>मत्ती 02:7–8</w:t>
-        </w:r>
-      </w:hyperlink>
+      <w:r>
+        <w:rPr>
+          <w:lang w:val="hi_IN" w:bidi="hi_IN"/>
+        </w:rPr>
+        <w:t>मत्ती 02:7–8</w:t>
+      </w:r>
     </w:p>
     <w:p>
       <w:pPr>
@@ -915,18 +837,12 @@
           <w:lang w:val="hi_IN" w:bidi="hi_IN"/>
         </w:rPr>
       </w:r>
-      <w:hyperlink r:id="rId26">
-        <w:r>
-          <w:rPr>
-            <w:lang w:val="hi_IN" w:bidi="hi_IN"/>
-          </w:rPr>
-          <w:rPr>
-            <w:color w:val="0000EE"/>
-            <w:u w:val="single"/>
-          </w:rPr>
-          <w:t>मत्ती 02:16</w:t>
-        </w:r>
-      </w:hyperlink>
+      <w:r>
+        <w:rPr>
+          <w:lang w:val="hi_IN" w:bidi="hi_IN"/>
+        </w:rPr>
+        <w:t>मत्ती 02:16</w:t>
+      </w:r>
     </w:p>
     <w:p>
       <w:pPr>
